--- a/tfl/tables/T-DS-03.docx
+++ b/tfl/tables/T-DS-03.docx
@@ -2193,7 +2193,7 @@
           <w:szCs w:val="14"/>
           <w:color w:val="C0392B"/>
         </w:rPr>
-        <w:t xml:space="preserve">DRAFT — produced 2026-07-19 — synthetic data, NOT for regulatory submission</w:t>
+        <w:t xml:space="preserve">DRAFT — produced 2026-09-20 — synthetic data, NOT for regulatory submission</w:t>
       </w:r>
     </w:p>
     <w:sectPr>

--- a/tfl/tables/T-DS-03.docx
+++ b/tfl/tables/T-DS-03.docx
@@ -289,7 +289,7 @@
                 <w:szCs w:val="18"/>
                 <w:color w:val="FFFFFF"/>
               </w:rPr>
-              <w:t xml:space="preserve">(N=225)</w:t>
+              <w:t xml:space="preserve">(N=300)</w:t>
             </w:r>
           </w:p>
         </w:tc>
@@ -370,7 +370,7 @@
                 <w:szCs w:val="18"/>
                 <w:color w:val="FFFFFF"/>
               </w:rPr>
-              <w:t xml:space="preserve">(N=225)</w:t>
+              <w:t xml:space="preserve">(N=150)</w:t>
             </w:r>
           </w:p>
         </w:tc>
@@ -566,7 +566,7 @@
                 <w:szCs w:val="18"/>
                 <w:color w:val="000000"/>
               </w:rPr>
-              <w:t xml:space="preserve">173 (76.9)</w:t>
+              <w:t xml:space="preserve">221 (73.7)</w:t>
             </w:r>
           </w:p>
         </w:tc>
@@ -621,7 +621,7 @@
                 <w:szCs w:val="18"/>
                 <w:color w:val="000000"/>
               </w:rPr>
-              <w:t xml:space="preserve">188 (83.6)</w:t>
+              <w:t xml:space="preserve">128 (85.3)</w:t>
             </w:r>
           </w:p>
         </w:tc>
@@ -676,7 +676,7 @@
                 <w:szCs w:val="18"/>
                 <w:color w:val="000000"/>
               </w:rPr>
-              <w:t xml:space="preserve">361 (80.2)</w:t>
+              <w:t xml:space="preserve">349 (77.6)</w:t>
             </w:r>
           </w:p>
         </w:tc>
@@ -791,7 +791,7 @@
                 <w:szCs w:val="18"/>
                 <w:color w:val="000000"/>
               </w:rPr>
-              <w:t xml:space="preserve">39 (17.3)</w:t>
+              <w:t xml:space="preserve">50 (16.7)</w:t>
             </w:r>
           </w:p>
         </w:tc>
@@ -846,7 +846,7 @@
                 <w:szCs w:val="18"/>
                 <w:color w:val="000000"/>
               </w:rPr>
-              <w:t xml:space="preserve">32 (14.2)</w:t>
+              <w:t xml:space="preserve">20 (13.3)</w:t>
             </w:r>
           </w:p>
         </w:tc>
@@ -901,7 +901,7 @@
                 <w:szCs w:val="18"/>
                 <w:color w:val="000000"/>
               </w:rPr>
-              <w:t xml:space="preserve">71 (15.8)</w:t>
+              <w:t xml:space="preserve">70 (15.6)</w:t>
             </w:r>
           </w:p>
         </w:tc>
@@ -1016,7 +1016,7 @@
                 <w:szCs w:val="18"/>
                 <w:color w:val="000000"/>
               </w:rPr>
-              <w:t xml:space="preserve">63 (28.0)</w:t>
+              <w:t xml:space="preserve">76 (25.3)</w:t>
             </w:r>
           </w:p>
         </w:tc>
@@ -1071,7 +1071,7 @@
                 <w:szCs w:val="18"/>
                 <w:color w:val="000000"/>
               </w:rPr>
-              <w:t xml:space="preserve">59 (26.2)</w:t>
+              <w:t xml:space="preserve">45 (30.0)</w:t>
             </w:r>
           </w:p>
         </w:tc>
@@ -1126,7 +1126,7 @@
                 <w:szCs w:val="18"/>
                 <w:color w:val="000000"/>
               </w:rPr>
-              <w:t xml:space="preserve">122 (27.1)</w:t>
+              <w:t xml:space="preserve">121 (26.9)</w:t>
             </w:r>
           </w:p>
         </w:tc>
@@ -1241,7 +1241,7 @@
                 <w:szCs w:val="18"/>
                 <w:color w:val="000000"/>
               </w:rPr>
-              <w:t xml:space="preserve">21 (9.3)</w:t>
+              <w:t xml:space="preserve">26 (8.7)</w:t>
             </w:r>
           </w:p>
         </w:tc>
@@ -1296,7 +1296,7 @@
                 <w:szCs w:val="18"/>
                 <w:color w:val="000000"/>
               </w:rPr>
-              <w:t xml:space="preserve">10 (4.4)</w:t>
+              <w:t xml:space="preserve">9 (6.0)</w:t>
             </w:r>
           </w:p>
         </w:tc>
@@ -1351,7 +1351,7 @@
                 <w:szCs w:val="18"/>
                 <w:color w:val="000000"/>
               </w:rPr>
-              <w:t xml:space="preserve">31 (6.9)</w:t>
+              <w:t xml:space="preserve">35 (7.8)</w:t>
             </w:r>
           </w:p>
         </w:tc>
@@ -1466,7 +1466,7 @@
                 <w:szCs w:val="18"/>
                 <w:color w:val="000000"/>
               </w:rPr>
-              <w:t xml:space="preserve">6 (2.7)</w:t>
+              <w:t xml:space="preserve">10 (3.3)</w:t>
             </w:r>
           </w:p>
         </w:tc>
@@ -1521,7 +1521,7 @@
                 <w:szCs w:val="18"/>
                 <w:color w:val="000000"/>
               </w:rPr>
-              <w:t xml:space="preserve">13 (5.8)</w:t>
+              <w:t xml:space="preserve">6 (4.0)</w:t>
             </w:r>
           </w:p>
         </w:tc>
@@ -1576,7 +1576,7 @@
                 <w:szCs w:val="18"/>
                 <w:color w:val="000000"/>
               </w:rPr>
-              <w:t xml:space="preserve">19 (4.2)</w:t>
+              <w:t xml:space="preserve">16 (3.6)</w:t>
             </w:r>
           </w:p>
         </w:tc>
@@ -1691,7 +1691,7 @@
                 <w:szCs w:val="18"/>
                 <w:color w:val="000000"/>
               </w:rPr>
-              <w:t xml:space="preserve">6 (2.7)</w:t>
+              <w:t xml:space="preserve">9 (3.0)</w:t>
             </w:r>
           </w:p>
         </w:tc>
@@ -1746,7 +1746,7 @@
                 <w:szCs w:val="18"/>
                 <w:color w:val="000000"/>
               </w:rPr>
-              <w:t xml:space="preserve">13 (5.8)</w:t>
+              <w:t xml:space="preserve">6 (4.0)</w:t>
             </w:r>
           </w:p>
         </w:tc>
@@ -1801,7 +1801,7 @@
                 <w:szCs w:val="18"/>
                 <w:color w:val="000000"/>
               </w:rPr>
-              <w:t xml:space="preserve">19 (4.2)</w:t>
+              <w:t xml:space="preserve">15 (3.3)</w:t>
             </w:r>
           </w:p>
         </w:tc>
@@ -1916,7 +1916,7 @@
                 <w:szCs w:val="18"/>
                 <w:color w:val="000000"/>
               </w:rPr>
-              <w:t xml:space="preserve">7 (3.1)</w:t>
+              <w:t xml:space="preserve">9 (3.0)</w:t>
             </w:r>
           </w:p>
         </w:tc>
@@ -1971,7 +1971,7 @@
                 <w:szCs w:val="18"/>
                 <w:color w:val="000000"/>
               </w:rPr>
-              <w:t xml:space="preserve">2 (0.9)</w:t>
+              <w:t xml:space="preserve">1 (0.7)</w:t>
             </w:r>
           </w:p>
         </w:tc>
@@ -2026,7 +2026,7 @@
                 <w:szCs w:val="18"/>
                 <w:color w:val="000000"/>
               </w:rPr>
-              <w:t xml:space="preserve">9 (2.0)</w:t>
+              <w:t xml:space="preserve">10 (2.2)</w:t>
             </w:r>
           </w:p>
         </w:tc>
